--- a/assets/materials/CertificateOfCompletion.docx
+++ b/assets/materials/CertificateOfCompletion.docx
@@ -1,22 +1,20 @@
 
 <file path=word/document.xml><?xml version="1.0" encoding="utf-8"?>
-<w:document xmlns:wpc="http://schemas.microsoft.com/office/word/2010/wordprocessingCanvas" xmlns:cx="http://schemas.microsoft.com/office/drawing/2014/chartex" xmlns:cx1="http://schemas.microsoft.com/office/drawing/2015/9/8/chartex" xmlns:cx2="http://schemas.microsoft.com/office/drawing/2015/10/21/chartex" xmlns:cx3="http://schemas.microsoft.com/office/drawing/2016/5/9/chartex" xmlns:cx4="http://schemas.microsoft.com/office/drawing/2016/5/10/chartex" xmlns:cx5="http://schemas.microsoft.com/office/drawing/2016/5/11/chartex" xmlns:cx6="http://schemas.microsoft.com/office/drawing/2016/5/12/chartex" xmlns:cx7="http://schemas.microsoft.com/office/drawing/2016/5/13/chartex" xmlns:cx8="http://schemas.microsoft.com/office/drawing/2016/5/14/chartex" xmlns:mc="http://schemas.openxmlformats.org/markup-compatibility/2006" xmlns:aink="http://schemas.microsoft.com/office/drawing/2016/ink" xmlns:am3d="http://schemas.microsoft.com/office/drawing/2017/model3d" xmlns:o="urn:schemas-microsoft-com:office:office" xmlns:r="http://schemas.openxmlformats.org/officeDocument/2006/relationships" xmlns:m="http://schemas.openxmlformats.org/officeDocument/2006/math" xmlns:v="urn:schemas-microsoft-com:vml" xmlns:wp14="http://schemas.microsoft.com/office/word/2010/wordprocessingDrawing" xmlns:wp="http://schemas.openxmlformats.org/drawingml/2006/wordprocessingDrawing" xmlns:w10="urn:schemas-microsoft-com:office:word" xmlns:w="http://schemas.openxmlformats.org/wordprocessingml/2006/main" xmlns:w14="http://schemas.microsoft.com/office/word/2010/wordml" xmlns:w15="http://schemas.microsoft.com/office/word/2012/wordml" xmlns:w16cex="http://schemas.microsoft.com/office/word/2018/wordml/cex" xmlns:w16cid="http://schemas.microsoft.com/office/word/2016/wordml/cid" xmlns:w16="http://schemas.microsoft.com/office/word/2018/wordml" xmlns:w16sdtdh="http://schemas.microsoft.com/office/word/2020/wordml/sdtdatahash" xmlns:w16se="http://schemas.microsoft.com/office/word/2015/wordml/symex" xmlns:wpg="http://schemas.microsoft.com/office/word/2010/wordprocessingGroup" xmlns:wpi="http://schemas.microsoft.com/office/word/2010/wordprocessingInk" xmlns:wne="http://schemas.microsoft.com/office/word/2006/wordml" xmlns:wps="http://schemas.microsoft.com/office/word/2010/wordprocessingShape" mc:Ignorable="w14 w15 w16se w16cid w16 w16cex w16sdtdh wp14">
+<w:document xmlns:o="urn:schemas-microsoft-com:office:office" xmlns:r="http://schemas.openxmlformats.org/officeDocument/2006/relationships" xmlns:v="urn:schemas-microsoft-com:vml" xmlns:w="http://schemas.openxmlformats.org/wordprocessingml/2006/main" xmlns:w10="urn:schemas-microsoft-com:office:word" xmlns:wp="http://schemas.openxmlformats.org/drawingml/2006/wordprocessingDrawing" xmlns:wps="http://schemas.microsoft.com/office/word/2010/wordprocessingShape" xmlns:wpg="http://schemas.microsoft.com/office/word/2010/wordprocessingGroup" xmlns:mc="http://schemas.openxmlformats.org/markup-compatibility/2006" xmlns:wp14="http://schemas.microsoft.com/office/word/2010/wordprocessingDrawing" xmlns:w14="http://schemas.microsoft.com/office/word/2010/wordml" xmlns:w15="http://schemas.microsoft.com/office/word/2012/wordml" mc:Ignorable="w14 wp14 w15">
   <w:body>
     <w:p>
       <w:pPr>
+        <w:pStyle w:val="Normal"/>
         <w:jc w:val="center"/>
-      </w:pPr>
-      <w:r>
-        <w:rPr>
-          <w:rFonts w:ascii="Calibri" w:eastAsia="Calibri" w:hAnsi="Calibri" w:cs="Calibri"/>
-          <w:noProof/>
-          <w:color w:val="1F497D"/>
-        </w:rPr>
+        <w:rPr/>
+      </w:pPr>
+      <w:r>
+        <w:rPr/>
         <w:drawing>
-          <wp:inline distT="0" distB="0" distL="0" distR="0" wp14:anchorId="672CC9E3" wp14:editId="3C49F3B7">
+          <wp:inline distT="0" distB="0" distL="0" distR="0">
             <wp:extent cx="2990850" cy="962025"/>
-            <wp:effectExtent l="0" t="0" r="0" b="9525"/>
-            <wp:docPr id="2" name="Picture 2" descr="cid:image001.jpg@01D5510B.1BBA6C30"/>
+            <wp:effectExtent l="0" t="0" r="0" b="0"/>
+            <wp:docPr id="1" name="Picture 2" descr="cid:image001.jpg@01D5510B.1BBA6C30"/>
             <wp:cNvGraphicFramePr>
               <a:graphicFrameLocks xmlns:a="http://schemas.openxmlformats.org/drawingml/2006/main" noChangeAspect="1"/>
             </wp:cNvGraphicFramePr>
@@ -24,20 +22,13 @@
               <a:graphicData uri="http://schemas.openxmlformats.org/drawingml/2006/picture">
                 <pic:pic xmlns:pic="http://schemas.openxmlformats.org/drawingml/2006/picture">
                   <pic:nvPicPr>
-                    <pic:cNvPr id="0" name="Picture 2" descr="cid:image001.jpg@01D5510B.1BBA6C30"/>
+                    <pic:cNvPr id="1" name="Picture 2" descr="cid:image001.jpg@01D5510B.1BBA6C30"/>
                     <pic:cNvPicPr>
                       <a:picLocks noChangeAspect="1" noChangeArrowheads="1"/>
                     </pic:cNvPicPr>
                   </pic:nvPicPr>
                   <pic:blipFill>
-                    <a:blip r:embed="rId4" r:link="rId5">
-                      <a:extLst>
-                        <a:ext uri="{28A0092B-C50C-407E-A947-70E740481C1C}">
-                          <a14:useLocalDpi xmlns:a14="http://schemas.microsoft.com/office/drawing/2010/main" val="0"/>
-                        </a:ext>
-                      </a:extLst>
-                    </a:blip>
-                    <a:srcRect/>
+                    <a:blip r:embed="rId2"/>
                     <a:stretch>
                       <a:fillRect/>
                     </a:stretch>
@@ -50,10 +41,6 @@
                     <a:prstGeom prst="rect">
                       <a:avLst/>
                     </a:prstGeom>
-                    <a:noFill/>
-                    <a:ln>
-                      <a:noFill/>
-                    </a:ln>
                   </pic:spPr>
                 </pic:pic>
               </a:graphicData>
@@ -64,136 +51,232 @@
     </w:p>
     <w:p>
       <w:pPr>
+        <w:pStyle w:val="Normal"/>
         <w:jc w:val="center"/>
-      </w:pPr>
-    </w:p>
-    <w:p>
-      <w:pPr>
+        <w:rPr>
+          <w:rFonts w:ascii="Minion Pro" w:hAnsi="Minion Pro"/>
+        </w:rPr>
+      </w:pPr>
+      <w:r>
+        <w:rPr>
+          <w:rFonts w:ascii="Minion Pro" w:hAnsi="Minion Pro"/>
+        </w:rPr>
+      </w:r>
+    </w:p>
+    <w:p>
+      <w:pPr>
+        <w:pStyle w:val="Normal"/>
         <w:jc w:val="center"/>
-      </w:pPr>
-    </w:p>
-    <w:p>
-      <w:pPr>
-        <w:jc w:val="center"/>
-        <w:rPr>
+        <w:rPr>
+          <w:rFonts w:ascii="Minion Pro" w:hAnsi="Minion Pro"/>
+          <w:b/>
+          <w:b/>
+          <w:bCs/>
+        </w:rPr>
+      </w:pPr>
+      <w:r>
+        <w:rPr>
+          <w:rFonts w:ascii="Minion Pro" w:hAnsi="Minion Pro"/>
+          <w:b/>
+          <w:bCs/>
           <w:sz w:val="32"/>
           <w:szCs w:val="32"/>
         </w:rPr>
-      </w:pPr>
-      <w:r>
-        <w:rPr>
+        <w:t>C</w:t>
+      </w:r>
+      <w:r>
+        <w:rPr>
+          <w:rFonts w:ascii="Minion Pro" w:hAnsi="Minion Pro"/>
+          <w:b/>
+          <w:bCs/>
           <w:sz w:val="32"/>
           <w:szCs w:val="32"/>
         </w:rPr>
-        <w:t>CERTIFICATE OF COMPLETION</w:t>
-      </w:r>
-    </w:p>
-    <w:p>
-      <w:pPr>
-        <w:rPr>
-          <w:sz w:val="24"/>
-          <w:szCs w:val="24"/>
-        </w:rPr>
-      </w:pPr>
-      <w:r>
-        <w:rPr>
-          <w:sz w:val="24"/>
-          <w:szCs w:val="24"/>
-        </w:rPr>
-        <w:t>I CERTIFY THAT I HAVE</w:t>
-      </w:r>
-      <w:r>
-        <w:rPr>
-          <w:sz w:val="24"/>
-          <w:szCs w:val="24"/>
-        </w:rPr>
-        <w:t>:</w:t>
-      </w:r>
-    </w:p>
-    <w:p>
-      <w:pPr>
-        <w:ind w:firstLine="720"/>
-        <w:rPr>
-          <w:sz w:val="24"/>
-          <w:szCs w:val="24"/>
-        </w:rPr>
-      </w:pPr>
-      <w:r>
-        <w:rPr>
-          <w:sz w:val="24"/>
-          <w:szCs w:val="24"/>
-        </w:rPr>
-        <w:t xml:space="preserve">COMPLETED THE REQUIRED NUMBER OF HOURS _____FOR ___ NUMBER OF CREDITS. </w:t>
-      </w:r>
-    </w:p>
-    <w:p>
-      <w:pPr>
-        <w:ind w:firstLine="720"/>
-        <w:rPr>
-          <w:sz w:val="24"/>
-          <w:szCs w:val="24"/>
-        </w:rPr>
-      </w:pPr>
-      <w:r>
-        <w:rPr>
-          <w:sz w:val="24"/>
-          <w:szCs w:val="24"/>
-        </w:rPr>
-        <w:t>(Remote=____ In Person=___)</w:t>
-      </w:r>
-    </w:p>
-    <w:p>
-      <w:pPr>
-        <w:ind w:left="780"/>
-        <w:rPr>
-          <w:sz w:val="24"/>
-          <w:szCs w:val="24"/>
-        </w:rPr>
-      </w:pPr>
-      <w:r>
-        <w:rPr>
-          <w:sz w:val="24"/>
-          <w:szCs w:val="24"/>
-        </w:rPr>
-        <w:t xml:space="preserve">I HAVE POSTED ALL TIME LOGS REFLECTING AN ACCURATE ACCOUNT </w:t>
-      </w:r>
-      <w:r>
-        <w:rPr>
-          <w:sz w:val="24"/>
-          <w:szCs w:val="24"/>
-        </w:rPr>
-        <w:t xml:space="preserve">AND DESCRIPTION </w:t>
-      </w:r>
-      <w:r>
-        <w:rPr>
-          <w:sz w:val="24"/>
-          <w:szCs w:val="24"/>
-        </w:rPr>
-        <w:t xml:space="preserve">OF TIME FOR </w:t>
-      </w:r>
-      <w:r>
-        <w:rPr>
-          <w:sz w:val="24"/>
-          <w:szCs w:val="24"/>
-        </w:rPr>
-        <w:t xml:space="preserve">MY </w:t>
-      </w:r>
-      <w:r>
-        <w:rPr>
-          <w:sz w:val="24"/>
-          <w:szCs w:val="24"/>
-        </w:rPr>
-        <w:t>RESIDENCY</w:t>
-      </w:r>
-      <w:r>
-        <w:rPr>
-          <w:sz w:val="24"/>
-          <w:szCs w:val="24"/>
-        </w:rPr>
-        <w:t xml:space="preserve"> IN PRACTICE</w:t>
-      </w:r>
-      <w:r>
-        <w:rPr>
+        <w:t>ertificate Of Completion</w:t>
+      </w:r>
+    </w:p>
+    <w:p>
+      <w:pPr>
+        <w:pStyle w:val="Normal"/>
+        <w:rPr>
+          <w:rFonts w:ascii="Minion Pro" w:hAnsi="Minion Pro"/>
+        </w:rPr>
+      </w:pPr>
+      <w:r>
+        <w:rPr>
+          <w:rFonts w:ascii="Minion Pro" w:hAnsi="Minion Pro"/>
+          <w:sz w:val="24"/>
+          <w:szCs w:val="24"/>
+        </w:rPr>
+        <w:t xml:space="preserve">I </w:t>
+      </w:r>
+      <w:r>
+        <w:rPr>
+          <w:rFonts w:ascii="Minion Pro" w:hAnsi="Minion Pro"/>
+          <w:sz w:val="24"/>
+          <w:szCs w:val="24"/>
+        </w:rPr>
+        <w:t>certify that I have completed the requirements for the residency in practice:</w:t>
+      </w:r>
+    </w:p>
+    <w:p>
+      <w:pPr>
+        <w:pStyle w:val="Normal"/>
+        <w:rPr>
+          <w:sz w:val="24"/>
+          <w:szCs w:val="24"/>
+        </w:rPr>
+      </w:pPr>
+      <w:r>
+        <w:rPr>
+          <w:rFonts w:ascii="Minion Pro" w:hAnsi="Minion Pro"/>
+        </w:rPr>
+      </w:r>
+    </w:p>
+    <w:p>
+      <w:pPr>
+        <w:pStyle w:val="Normal"/>
+        <w:numPr>
+          <w:ilvl w:val="0"/>
+          <w:numId w:val="1"/>
+        </w:numPr>
+        <w:rPr/>
+      </w:pPr>
+      <w:r>
+        <w:rPr>
+          <w:rFonts w:ascii="Minion Pro" w:hAnsi="Minion Pro"/>
+          <w:sz w:val="24"/>
+          <w:szCs w:val="24"/>
+        </w:rPr>
+        <w:t xml:space="preserve">I have completed the required number of hours </w:t>
+      </w:r>
+      <w:r>
+        <w:rPr>
+          <w:rFonts w:ascii="Minion Pro" w:hAnsi="Minion Pro"/>
+          <w:sz w:val="24"/>
+          <w:szCs w:val="24"/>
+          <w:u w:val="single"/>
+        </w:rPr>
+        <w:tab/>
+      </w:r>
+      <w:r>
+        <w:rPr>
+          <w:rFonts w:ascii="Minion Pro" w:hAnsi="Minion Pro"/>
+          <w:sz w:val="24"/>
+          <w:szCs w:val="24"/>
+          <w:u w:val="none"/>
+        </w:rPr>
+        <w:t xml:space="preserve"> (remote: </w:t>
+      </w:r>
+      <w:r>
+        <w:rPr>
+          <w:rFonts w:ascii="Minion Pro" w:hAnsi="Minion Pro"/>
+          <w:sz w:val="24"/>
+          <w:szCs w:val="24"/>
+          <w:u w:val="single"/>
+        </w:rPr>
+        <w:tab/>
+      </w:r>
+      <w:r>
+        <w:rPr>
+          <w:rFonts w:ascii="Minion Pro" w:hAnsi="Minion Pro"/>
+          <w:sz w:val="24"/>
+          <w:szCs w:val="24"/>
+          <w:u w:val="none"/>
+        </w:rPr>
+        <w:t xml:space="preserve"> in-person: </w:t>
+      </w:r>
+      <w:r>
+        <w:rPr>
+          <w:rFonts w:ascii="Minion Pro" w:hAnsi="Minion Pro"/>
+          <w:sz w:val="24"/>
+          <w:szCs w:val="24"/>
+          <w:u w:val="single"/>
+        </w:rPr>
+        <w:tab/>
+      </w:r>
+      <w:r>
+        <w:rPr>
+          <w:rFonts w:ascii="Minion Pro" w:hAnsi="Minion Pro"/>
+          <w:sz w:val="24"/>
+          <w:szCs w:val="24"/>
+          <w:u w:val="none"/>
+        </w:rPr>
+        <w:t xml:space="preserve">) for </w:t>
+      </w:r>
+      <w:r>
+        <w:rPr>
+          <w:rFonts w:ascii="Minion Pro" w:hAnsi="Minion Pro"/>
+          <w:sz w:val="24"/>
+          <w:szCs w:val="24"/>
+          <w:u w:val="single"/>
+        </w:rPr>
+        <w:tab/>
+      </w:r>
+      <w:r>
+        <w:rPr>
+          <w:rFonts w:ascii="Minion Pro" w:hAnsi="Minion Pro"/>
+          <w:sz w:val="24"/>
+          <w:szCs w:val="24"/>
+          <w:u w:val="none"/>
+        </w:rPr>
+        <w:t xml:space="preserve"> number of credits. </w:t>
+      </w:r>
+    </w:p>
+    <w:p>
+      <w:pPr>
+        <w:pStyle w:val="Normal"/>
+        <w:numPr>
+          <w:ilvl w:val="0"/>
+          <w:numId w:val="1"/>
+        </w:numPr>
+        <w:rPr/>
+      </w:pPr>
+      <w:r>
+        <w:rPr>
+          <w:rFonts w:ascii="Minion Pro" w:hAnsi="Minion Pro"/>
+          <w:sz w:val="24"/>
+          <w:szCs w:val="24"/>
+        </w:rPr>
+        <w:t xml:space="preserve">I </w:t>
+      </w:r>
+      <w:r>
+        <w:rPr>
+          <w:rFonts w:ascii="Minion Pro" w:hAnsi="Minion Pro"/>
+          <w:sz w:val="24"/>
+          <w:szCs w:val="24"/>
+        </w:rPr>
+        <w:t xml:space="preserve">have posted all time logs reflecting an accurate account and description of time for my residency in practice. </w:t>
+      </w:r>
+    </w:p>
+    <w:p>
+      <w:pPr>
+        <w:pStyle w:val="Normal"/>
+        <w:numPr>
+          <w:ilvl w:val="0"/>
+          <w:numId w:val="1"/>
+        </w:numPr>
+        <w:rPr/>
+      </w:pPr>
+      <w:r>
+        <w:rPr>
+          <w:rFonts w:ascii="Minion Pro" w:hAnsi="Minion Pro"/>
+          <w:sz w:val="24"/>
+          <w:szCs w:val="24"/>
+        </w:rPr>
+        <w:t xml:space="preserve">I </w:t>
+      </w:r>
+      <w:r>
+        <w:rPr>
+          <w:rFonts w:ascii="Minion Pro" w:hAnsi="Minion Pro"/>
+          <w:sz w:val="24"/>
+          <w:szCs w:val="24"/>
+        </w:rPr>
+        <w:t>have posted all reports and forms as required by the course syllabus</w:t>
+      </w:r>
+      <w:r>
+        <w:rPr>
+          <w:rFonts w:ascii="Minion Pro" w:hAnsi="Minion Pro"/>
           <w:sz w:val="24"/>
           <w:szCs w:val="24"/>
         </w:rPr>
@@ -202,153 +285,489 @@
     </w:p>
     <w:p>
       <w:pPr>
-        <w:ind w:left="720" w:firstLine="60"/>
-        <w:rPr>
-          <w:sz w:val="24"/>
-          <w:szCs w:val="24"/>
-        </w:rPr>
-      </w:pPr>
-      <w:r>
-        <w:rPr>
-          <w:sz w:val="24"/>
-          <w:szCs w:val="24"/>
-        </w:rPr>
-        <w:t xml:space="preserve"> I HAVE POSTED ALL REPORTS AND JOURNALS AS REQUIRED BY THE COURSE SYLLABUS.</w:t>
-      </w:r>
-    </w:p>
-    <w:p>
-      <w:pPr>
-        <w:rPr>
-          <w:sz w:val="24"/>
-          <w:szCs w:val="24"/>
-        </w:rPr>
-      </w:pPr>
-    </w:p>
-    <w:p>
-      <w:pPr>
-        <w:rPr>
-          <w:sz w:val="24"/>
-          <w:szCs w:val="24"/>
-        </w:rPr>
-      </w:pPr>
-    </w:p>
-    <w:p>
-      <w:pPr>
-        <w:rPr>
-          <w:sz w:val="24"/>
-          <w:szCs w:val="24"/>
-        </w:rPr>
-      </w:pPr>
-      <w:r>
-        <w:rPr>
-          <w:sz w:val="24"/>
-          <w:szCs w:val="24"/>
-        </w:rPr>
-        <w:t>Name: _________________________________________________</w:t>
-      </w:r>
-    </w:p>
-    <w:p>
-      <w:pPr>
-        <w:rPr>
-          <w:sz w:val="24"/>
-          <w:szCs w:val="24"/>
-        </w:rPr>
-      </w:pPr>
-      <w:r>
-        <w:rPr>
-          <w:sz w:val="24"/>
-          <w:szCs w:val="24"/>
-        </w:rPr>
-        <w:t>Signature: _______________________________________________</w:t>
-      </w:r>
-    </w:p>
-    <w:p>
-      <w:pPr>
-        <w:rPr>
-          <w:sz w:val="24"/>
-          <w:szCs w:val="24"/>
-        </w:rPr>
-      </w:pPr>
-      <w:r>
-        <w:rPr>
-          <w:sz w:val="24"/>
-          <w:szCs w:val="24"/>
-        </w:rPr>
-        <w:t xml:space="preserve">Name of </w:t>
-      </w:r>
-      <w:r>
-        <w:rPr>
-          <w:sz w:val="24"/>
-          <w:szCs w:val="24"/>
-        </w:rPr>
-        <w:t>Residency Placement: ______________________________________</w:t>
-      </w:r>
-    </w:p>
-    <w:p>
-      <w:pPr>
-        <w:rPr>
-          <w:sz w:val="24"/>
-          <w:szCs w:val="24"/>
-        </w:rPr>
-      </w:pPr>
-      <w:r>
-        <w:rPr>
-          <w:sz w:val="24"/>
-          <w:szCs w:val="24"/>
-        </w:rPr>
-        <w:t>Date: ________________</w:t>
-      </w:r>
-    </w:p>
-    <w:p>
-      <w:pPr>
-        <w:rPr>
-          <w:sz w:val="24"/>
-          <w:szCs w:val="24"/>
-        </w:rPr>
-      </w:pPr>
-    </w:p>
-    <w:p>
-      <w:pPr>
-        <w:rPr>
-          <w:sz w:val="24"/>
-          <w:szCs w:val="24"/>
-        </w:rPr>
-      </w:pPr>
-    </w:p>
-    <w:p>
-      <w:pPr>
-        <w:rPr>
-          <w:sz w:val="24"/>
-          <w:szCs w:val="24"/>
-        </w:rPr>
-      </w:pPr>
-    </w:p>
-    <w:p>
-      <w:pPr>
+        <w:pStyle w:val="Normal"/>
+        <w:rPr>
+          <w:rFonts w:ascii="Minion Pro" w:hAnsi="Minion Pro"/>
+          <w:sz w:val="24"/>
+          <w:szCs w:val="24"/>
+        </w:rPr>
+      </w:pPr>
+      <w:r>
+        <w:rPr>
+          <w:rFonts w:ascii="Minion Pro" w:hAnsi="Minion Pro"/>
+          <w:sz w:val="24"/>
+          <w:szCs w:val="24"/>
+        </w:rPr>
+      </w:r>
+    </w:p>
+    <w:p>
+      <w:pPr>
+        <w:pStyle w:val="Normal"/>
+        <w:rPr>
+          <w:rFonts w:ascii="Minion Pro" w:hAnsi="Minion Pro"/>
+        </w:rPr>
+      </w:pPr>
+      <w:r>
+        <w:rPr>
+          <w:rFonts w:ascii="Minion Pro" w:hAnsi="Minion Pro"/>
+          <w:sz w:val="24"/>
+          <w:szCs w:val="24"/>
+        </w:rPr>
+        <w:t xml:space="preserve">Name: </w:t>
+      </w:r>
+      <w:r>
+        <w:rPr>
+          <w:rFonts w:ascii="Minion Pro" w:hAnsi="Minion Pro"/>
+          <w:sz w:val="24"/>
+          <w:szCs w:val="24"/>
+          <w:u w:val="single"/>
+        </w:rPr>
+        <w:tab/>
+        <w:tab/>
+        <w:tab/>
+        <w:tab/>
+        <w:tab/>
+        <w:tab/>
+        <w:tab/>
+      </w:r>
+    </w:p>
+    <w:p>
+      <w:pPr>
+        <w:pStyle w:val="Normal"/>
+        <w:rPr>
+          <w:rFonts w:ascii="Minion Pro" w:hAnsi="Minion Pro"/>
+        </w:rPr>
+      </w:pPr>
+      <w:r>
+        <w:rPr>
+          <w:rFonts w:ascii="Minion Pro" w:hAnsi="Minion Pro"/>
+          <w:sz w:val="24"/>
+          <w:szCs w:val="24"/>
+        </w:rPr>
+        <w:t xml:space="preserve">Signature: </w:t>
+      </w:r>
+      <w:r>
+        <w:rPr>
+          <w:rFonts w:ascii="Minion Pro" w:hAnsi="Minion Pro"/>
+          <w:sz w:val="24"/>
+          <w:szCs w:val="24"/>
+          <w:u w:val="single"/>
+        </w:rPr>
+        <w:tab/>
+        <w:tab/>
+        <w:tab/>
+        <w:tab/>
+        <w:tab/>
+        <w:tab/>
+      </w:r>
+    </w:p>
+    <w:p>
+      <w:pPr>
+        <w:pStyle w:val="Normal"/>
+        <w:rPr>
+          <w:rFonts w:ascii="Minion Pro" w:hAnsi="Minion Pro"/>
+        </w:rPr>
+      </w:pPr>
+      <w:r>
+        <w:rPr>
+          <w:rFonts w:ascii="Minion Pro" w:hAnsi="Minion Pro"/>
+          <w:sz w:val="24"/>
+          <w:szCs w:val="24"/>
+        </w:rPr>
+        <w:t xml:space="preserve">Residency Placement: </w:t>
+      </w:r>
+      <w:r>
+        <w:rPr>
+          <w:rFonts w:ascii="Minion Pro" w:hAnsi="Minion Pro"/>
+          <w:sz w:val="24"/>
+          <w:szCs w:val="24"/>
+          <w:u w:val="single"/>
+        </w:rPr>
+        <w:tab/>
+        <w:tab/>
+        <w:tab/>
+        <w:tab/>
+        <w:tab/>
+      </w:r>
+    </w:p>
+    <w:p>
+      <w:pPr>
+        <w:pStyle w:val="Normal"/>
+        <w:rPr>
+          <w:rFonts w:ascii="Minion Pro" w:hAnsi="Minion Pro"/>
+        </w:rPr>
+      </w:pPr>
+      <w:r>
+        <w:rPr>
+          <w:rFonts w:ascii="Minion Pro" w:hAnsi="Minion Pro"/>
+          <w:sz w:val="24"/>
+          <w:szCs w:val="24"/>
+        </w:rPr>
+        <w:t xml:space="preserve">Date: </w:t>
+      </w:r>
+      <w:r>
+        <w:rPr>
+          <w:rFonts w:ascii="Minion Pro" w:hAnsi="Minion Pro"/>
+          <w:sz w:val="24"/>
+          <w:szCs w:val="24"/>
+          <w:u w:val="single"/>
+        </w:rPr>
+        <w:tab/>
+        <w:tab/>
+      </w:r>
+    </w:p>
+    <w:p>
+      <w:pPr>
+        <w:pStyle w:val="Normal"/>
+        <w:rPr>
+          <w:sz w:val="24"/>
+          <w:szCs w:val="24"/>
+        </w:rPr>
+      </w:pPr>
+      <w:r>
+        <w:rPr>
+          <w:sz w:val="24"/>
+          <w:szCs w:val="24"/>
+        </w:rPr>
+      </w:r>
+    </w:p>
+    <w:p>
+      <w:pPr>
+        <w:pStyle w:val="Normal"/>
+        <w:rPr>
+          <w:sz w:val="24"/>
+          <w:szCs w:val="24"/>
+        </w:rPr>
+      </w:pPr>
+      <w:r>
+        <w:rPr>
+          <w:sz w:val="24"/>
+          <w:szCs w:val="24"/>
+        </w:rPr>
+      </w:r>
+    </w:p>
+    <w:p>
+      <w:pPr>
+        <w:pStyle w:val="Normal"/>
+        <w:rPr>
+          <w:sz w:val="24"/>
+          <w:szCs w:val="24"/>
+        </w:rPr>
+      </w:pPr>
+      <w:r>
+        <w:rPr>
+          <w:sz w:val="24"/>
+          <w:szCs w:val="24"/>
+        </w:rPr>
+      </w:r>
+    </w:p>
+    <w:p>
+      <w:pPr>
+        <w:pStyle w:val="Normal"/>
         <w:jc w:val="center"/>
-      </w:pPr>
-    </w:p>
-    <w:p>
-      <w:pPr>
+        <w:rPr/>
+      </w:pPr>
+      <w:r>
+        <w:rPr/>
+      </w:r>
+    </w:p>
+    <w:p>
+      <w:pPr>
+        <w:pStyle w:val="Normal"/>
+        <w:spacing w:before="0" w:after="160"/>
         <w:jc w:val="center"/>
-      </w:pPr>
+        <w:rPr/>
+      </w:pPr>
+      <w:r>
+        <w:rPr/>
+      </w:r>
     </w:p>
     <w:sectPr>
+      <w:type w:val="nextPage"/>
       <w:pgSz w:w="12240" w:h="15840"/>
-      <w:pgMar w:top="1440" w:right="1440" w:bottom="1440" w:left="1440" w:header="720" w:footer="720" w:gutter="0"/>
-      <w:cols w:space="720"/>
-      <w:docGrid w:linePitch="360"/>
+      <w:pgMar w:left="1440" w:right="1440" w:gutter="0" w:header="0" w:top="1440" w:footer="0" w:bottom="1440"/>
+      <w:pgNumType w:fmt="decimal"/>
+      <w:formProt w:val="false"/>
+      <w:textDirection w:val="lrTb"/>
+      <w:docGrid w:type="default" w:linePitch="360" w:charSpace="4096"/>
     </w:sectPr>
   </w:body>
 </w:document>
 </file>
 
+<file path=word/numbering.xml><?xml version="1.0" encoding="utf-8"?>
+<w:numbering xmlns:w="http://schemas.openxmlformats.org/wordprocessingml/2006/main" xmlns:o="urn:schemas-microsoft-com:office:office" xmlns:r="http://schemas.openxmlformats.org/officeDocument/2006/relationships" xmlns:v="urn:schemas-microsoft-com:vml" xmlns:mc="http://schemas.openxmlformats.org/markup-compatibility/2006" xmlns:w14="http://schemas.microsoft.com/office/word/2010/wordml" mc:Ignorable="w14">
+  <w:abstractNum w:abstractNumId="1">
+    <w:lvl w:ilvl="0">
+      <w:start w:val="1"/>
+      <w:numFmt w:val="bullet"/>
+      <w:lvlText w:val=""/>
+      <w:lvlJc w:val="left"/>
+      <w:pPr>
+        <w:tabs>
+          <w:tab w:val="num" w:pos="720"/>
+        </w:tabs>
+        <w:ind w:left="720" w:hanging="360"/>
+      </w:pPr>
+      <w:rPr>
+        <w:rFonts w:ascii="Symbol" w:hAnsi="Symbol" w:cs="Symbol" w:hint="default"/>
+      </w:rPr>
+    </w:lvl>
+    <w:lvl w:ilvl="1">
+      <w:start w:val="1"/>
+      <w:numFmt w:val="bullet"/>
+      <w:lvlText w:val="◦"/>
+      <w:lvlJc w:val="left"/>
+      <w:pPr>
+        <w:tabs>
+          <w:tab w:val="num" w:pos="1080"/>
+        </w:tabs>
+        <w:ind w:left="1080" w:hanging="360"/>
+      </w:pPr>
+      <w:rPr>
+        <w:rFonts w:ascii="OpenSymbol" w:hAnsi="OpenSymbol" w:cs="OpenSymbol" w:hint="default"/>
+      </w:rPr>
+    </w:lvl>
+    <w:lvl w:ilvl="2">
+      <w:start w:val="1"/>
+      <w:numFmt w:val="bullet"/>
+      <w:lvlText w:val="▪"/>
+      <w:lvlJc w:val="left"/>
+      <w:pPr>
+        <w:tabs>
+          <w:tab w:val="num" w:pos="1440"/>
+        </w:tabs>
+        <w:ind w:left="1440" w:hanging="360"/>
+      </w:pPr>
+      <w:rPr>
+        <w:rFonts w:ascii="OpenSymbol" w:hAnsi="OpenSymbol" w:cs="OpenSymbol" w:hint="default"/>
+      </w:rPr>
+    </w:lvl>
+    <w:lvl w:ilvl="3">
+      <w:start w:val="1"/>
+      <w:numFmt w:val="bullet"/>
+      <w:lvlText w:val=""/>
+      <w:lvlJc w:val="left"/>
+      <w:pPr>
+        <w:tabs>
+          <w:tab w:val="num" w:pos="1800"/>
+        </w:tabs>
+        <w:ind w:left="1800" w:hanging="360"/>
+      </w:pPr>
+      <w:rPr>
+        <w:rFonts w:ascii="Symbol" w:hAnsi="Symbol" w:cs="Symbol" w:hint="default"/>
+      </w:rPr>
+    </w:lvl>
+    <w:lvl w:ilvl="4">
+      <w:start w:val="1"/>
+      <w:numFmt w:val="bullet"/>
+      <w:lvlText w:val="◦"/>
+      <w:lvlJc w:val="left"/>
+      <w:pPr>
+        <w:tabs>
+          <w:tab w:val="num" w:pos="2160"/>
+        </w:tabs>
+        <w:ind w:left="2160" w:hanging="360"/>
+      </w:pPr>
+      <w:rPr>
+        <w:rFonts w:ascii="OpenSymbol" w:hAnsi="OpenSymbol" w:cs="OpenSymbol" w:hint="default"/>
+      </w:rPr>
+    </w:lvl>
+    <w:lvl w:ilvl="5">
+      <w:start w:val="1"/>
+      <w:numFmt w:val="bullet"/>
+      <w:lvlText w:val="▪"/>
+      <w:lvlJc w:val="left"/>
+      <w:pPr>
+        <w:tabs>
+          <w:tab w:val="num" w:pos="2520"/>
+        </w:tabs>
+        <w:ind w:left="2520" w:hanging="360"/>
+      </w:pPr>
+      <w:rPr>
+        <w:rFonts w:ascii="OpenSymbol" w:hAnsi="OpenSymbol" w:cs="OpenSymbol" w:hint="default"/>
+      </w:rPr>
+    </w:lvl>
+    <w:lvl w:ilvl="6">
+      <w:start w:val="1"/>
+      <w:numFmt w:val="bullet"/>
+      <w:lvlText w:val=""/>
+      <w:lvlJc w:val="left"/>
+      <w:pPr>
+        <w:tabs>
+          <w:tab w:val="num" w:pos="2880"/>
+        </w:tabs>
+        <w:ind w:left="2880" w:hanging="360"/>
+      </w:pPr>
+      <w:rPr>
+        <w:rFonts w:ascii="Symbol" w:hAnsi="Symbol" w:cs="Symbol" w:hint="default"/>
+      </w:rPr>
+    </w:lvl>
+    <w:lvl w:ilvl="7">
+      <w:start w:val="1"/>
+      <w:numFmt w:val="bullet"/>
+      <w:lvlText w:val="◦"/>
+      <w:lvlJc w:val="left"/>
+      <w:pPr>
+        <w:tabs>
+          <w:tab w:val="num" w:pos="3240"/>
+        </w:tabs>
+        <w:ind w:left="3240" w:hanging="360"/>
+      </w:pPr>
+      <w:rPr>
+        <w:rFonts w:ascii="OpenSymbol" w:hAnsi="OpenSymbol" w:cs="OpenSymbol" w:hint="default"/>
+      </w:rPr>
+    </w:lvl>
+    <w:lvl w:ilvl="8">
+      <w:start w:val="1"/>
+      <w:numFmt w:val="bullet"/>
+      <w:lvlText w:val="▪"/>
+      <w:lvlJc w:val="left"/>
+      <w:pPr>
+        <w:tabs>
+          <w:tab w:val="num" w:pos="3600"/>
+        </w:tabs>
+        <w:ind w:left="3600" w:hanging="360"/>
+      </w:pPr>
+      <w:rPr>
+        <w:rFonts w:ascii="OpenSymbol" w:hAnsi="OpenSymbol" w:cs="OpenSymbol" w:hint="default"/>
+      </w:rPr>
+    </w:lvl>
+  </w:abstractNum>
+  <w:abstractNum w:abstractNumId="2">
+    <w:lvl w:ilvl="0">
+      <w:start w:val="1"/>
+      <w:numFmt w:val="none"/>
+      <w:suff w:val="nothing"/>
+      <w:lvlText w:val=""/>
+      <w:lvlJc w:val="left"/>
+      <w:pPr>
+        <w:tabs>
+          <w:tab w:val="num" w:pos="0"/>
+        </w:tabs>
+        <w:ind w:left="0" w:hanging="0"/>
+      </w:pPr>
+    </w:lvl>
+    <w:lvl w:ilvl="1">
+      <w:start w:val="1"/>
+      <w:numFmt w:val="none"/>
+      <w:suff w:val="nothing"/>
+      <w:lvlText w:val=""/>
+      <w:lvlJc w:val="left"/>
+      <w:pPr>
+        <w:tabs>
+          <w:tab w:val="num" w:pos="0"/>
+        </w:tabs>
+        <w:ind w:left="0" w:hanging="0"/>
+      </w:pPr>
+    </w:lvl>
+    <w:lvl w:ilvl="2">
+      <w:start w:val="1"/>
+      <w:numFmt w:val="none"/>
+      <w:suff w:val="nothing"/>
+      <w:lvlText w:val=""/>
+      <w:lvlJc w:val="left"/>
+      <w:pPr>
+        <w:tabs>
+          <w:tab w:val="num" w:pos="0"/>
+        </w:tabs>
+        <w:ind w:left="0" w:hanging="0"/>
+      </w:pPr>
+    </w:lvl>
+    <w:lvl w:ilvl="3">
+      <w:start w:val="1"/>
+      <w:numFmt w:val="none"/>
+      <w:suff w:val="nothing"/>
+      <w:lvlText w:val=""/>
+      <w:lvlJc w:val="left"/>
+      <w:pPr>
+        <w:tabs>
+          <w:tab w:val="num" w:pos="0"/>
+        </w:tabs>
+        <w:ind w:left="0" w:hanging="0"/>
+      </w:pPr>
+    </w:lvl>
+    <w:lvl w:ilvl="4">
+      <w:start w:val="1"/>
+      <w:numFmt w:val="none"/>
+      <w:suff w:val="nothing"/>
+      <w:lvlText w:val=""/>
+      <w:lvlJc w:val="left"/>
+      <w:pPr>
+        <w:tabs>
+          <w:tab w:val="num" w:pos="0"/>
+        </w:tabs>
+        <w:ind w:left="0" w:hanging="0"/>
+      </w:pPr>
+    </w:lvl>
+    <w:lvl w:ilvl="5">
+      <w:start w:val="1"/>
+      <w:numFmt w:val="none"/>
+      <w:suff w:val="nothing"/>
+      <w:lvlText w:val=""/>
+      <w:lvlJc w:val="left"/>
+      <w:pPr>
+        <w:tabs>
+          <w:tab w:val="num" w:pos="0"/>
+        </w:tabs>
+        <w:ind w:left="0" w:hanging="0"/>
+      </w:pPr>
+    </w:lvl>
+    <w:lvl w:ilvl="6">
+      <w:start w:val="1"/>
+      <w:numFmt w:val="none"/>
+      <w:suff w:val="nothing"/>
+      <w:lvlText w:val=""/>
+      <w:lvlJc w:val="left"/>
+      <w:pPr>
+        <w:tabs>
+          <w:tab w:val="num" w:pos="0"/>
+        </w:tabs>
+        <w:ind w:left="0" w:hanging="0"/>
+      </w:pPr>
+    </w:lvl>
+    <w:lvl w:ilvl="7">
+      <w:start w:val="1"/>
+      <w:numFmt w:val="none"/>
+      <w:suff w:val="nothing"/>
+      <w:lvlText w:val=""/>
+      <w:lvlJc w:val="left"/>
+      <w:pPr>
+        <w:tabs>
+          <w:tab w:val="num" w:pos="0"/>
+        </w:tabs>
+        <w:ind w:left="0" w:hanging="0"/>
+      </w:pPr>
+    </w:lvl>
+    <w:lvl w:ilvl="8">
+      <w:start w:val="1"/>
+      <w:numFmt w:val="none"/>
+      <w:suff w:val="nothing"/>
+      <w:lvlText w:val=""/>
+      <w:lvlJc w:val="left"/>
+      <w:pPr>
+        <w:tabs>
+          <w:tab w:val="num" w:pos="0"/>
+        </w:tabs>
+        <w:ind w:left="0" w:hanging="0"/>
+      </w:pPr>
+    </w:lvl>
+  </w:abstractNum>
+  <w:num w:numId="1">
+    <w:abstractNumId w:val="1"/>
+  </w:num>
+  <w:num w:numId="2">
+    <w:abstractNumId w:val="2"/>
+  </w:num>
+</w:numbering>
+</file>
+
 <file path=word/styles.xml><?xml version="1.0" encoding="utf-8"?>
-<w:styles xmlns:mc="http://schemas.openxmlformats.org/markup-compatibility/2006" xmlns:r="http://schemas.openxmlformats.org/officeDocument/2006/relationships" xmlns:w="http://schemas.openxmlformats.org/wordprocessingml/2006/main" xmlns:w14="http://schemas.microsoft.com/office/word/2010/wordml" xmlns:w15="http://schemas.microsoft.com/office/word/2012/wordml" xmlns:w16cex="http://schemas.microsoft.com/office/word/2018/wordml/cex" xmlns:w16cid="http://schemas.microsoft.com/office/word/2016/wordml/cid" xmlns:w16="http://schemas.microsoft.com/office/word/2018/wordml" xmlns:w16sdtdh="http://schemas.microsoft.com/office/word/2020/wordml/sdtdatahash" xmlns:w16se="http://schemas.microsoft.com/office/word/2015/wordml/symex" mc:Ignorable="w14 w15 w16se w16cid w16 w16cex w16sdtdh">
+<w:styles xmlns:w="http://schemas.openxmlformats.org/wordprocessingml/2006/main" xmlns:w14="http://schemas.microsoft.com/office/word/2010/wordml" xmlns:mc="http://schemas.openxmlformats.org/markup-compatibility/2006" mc:Ignorable="w14">
   <w:docDefaults>
     <w:rPrDefault>
       <w:rPr>
-        <w:rFonts w:asciiTheme="minorHAnsi" w:eastAsiaTheme="minorHAnsi" w:hAnsiTheme="minorHAnsi" w:cstheme="minorBidi"/>
+        <w:rFonts w:ascii="Calibri" w:hAnsi="Calibri" w:eastAsia="Calibri" w:cs="" w:asciiTheme="minorHAnsi" w:cstheme="minorBidi" w:eastAsiaTheme="minorHAnsi" w:hAnsiTheme="minorHAnsi"/>
         <w:sz w:val="22"/>
         <w:szCs w:val="22"/>
         <w:lang w:val="en-US" w:eastAsia="en-US" w:bidi="ar-SA"/>
@@ -356,21 +775,21 @@
     </w:rPrDefault>
     <w:pPrDefault>
       <w:pPr>
-        <w:spacing w:after="160" w:line="259" w:lineRule="auto"/>
+        <w:suppressAutoHyphens w:val="true"/>
       </w:pPr>
     </w:pPrDefault>
   </w:docDefaults>
   <w:latentStyles w:defLockedState="0" w:defUIPriority="99" w:defSemiHidden="0" w:defUnhideWhenUsed="0" w:defQFormat="0" w:count="376">
     <w:lsdException w:name="Normal" w:uiPriority="0" w:qFormat="1"/>
     <w:lsdException w:name="heading 1" w:uiPriority="9" w:qFormat="1"/>
-    <w:lsdException w:name="heading 2" w:semiHidden="1" w:uiPriority="9" w:unhideWhenUsed="1" w:qFormat="1"/>
-    <w:lsdException w:name="heading 3" w:semiHidden="1" w:uiPriority="9" w:unhideWhenUsed="1" w:qFormat="1"/>
-    <w:lsdException w:name="heading 4" w:semiHidden="1" w:uiPriority="9" w:unhideWhenUsed="1" w:qFormat="1"/>
-    <w:lsdException w:name="heading 5" w:semiHidden="1" w:uiPriority="9" w:unhideWhenUsed="1" w:qFormat="1"/>
-    <w:lsdException w:name="heading 6" w:semiHidden="1" w:uiPriority="9" w:unhideWhenUsed="1" w:qFormat="1"/>
-    <w:lsdException w:name="heading 7" w:semiHidden="1" w:uiPriority="9" w:unhideWhenUsed="1" w:qFormat="1"/>
-    <w:lsdException w:name="heading 8" w:semiHidden="1" w:uiPriority="9" w:unhideWhenUsed="1" w:qFormat="1"/>
-    <w:lsdException w:name="heading 9" w:semiHidden="1" w:uiPriority="9" w:unhideWhenUsed="1" w:qFormat="1"/>
+    <w:lsdException w:name="heading 2" w:uiPriority="9" w:semiHidden="1" w:unhideWhenUsed="1" w:qFormat="1"/>
+    <w:lsdException w:name="heading 3" w:uiPriority="9" w:semiHidden="1" w:unhideWhenUsed="1" w:qFormat="1"/>
+    <w:lsdException w:name="heading 4" w:uiPriority="9" w:semiHidden="1" w:unhideWhenUsed="1" w:qFormat="1"/>
+    <w:lsdException w:name="heading 5" w:uiPriority="9" w:semiHidden="1" w:unhideWhenUsed="1" w:qFormat="1"/>
+    <w:lsdException w:name="heading 6" w:uiPriority="9" w:semiHidden="1" w:unhideWhenUsed="1" w:qFormat="1"/>
+    <w:lsdException w:name="heading 7" w:uiPriority="9" w:semiHidden="1" w:unhideWhenUsed="1" w:qFormat="1"/>
+    <w:lsdException w:name="heading 8" w:uiPriority="9" w:semiHidden="1" w:unhideWhenUsed="1" w:qFormat="1"/>
+    <w:lsdException w:name="heading 9" w:uiPriority="9" w:semiHidden="1" w:unhideWhenUsed="1" w:qFormat="1"/>
     <w:lsdException w:name="index 1" w:semiHidden="1" w:unhideWhenUsed="1"/>
     <w:lsdException w:name="index 2" w:semiHidden="1" w:unhideWhenUsed="1"/>
     <w:lsdException w:name="index 3" w:semiHidden="1" w:unhideWhenUsed="1"/>
@@ -380,22 +799,22 @@
     <w:lsdException w:name="index 7" w:semiHidden="1" w:unhideWhenUsed="1"/>
     <w:lsdException w:name="index 8" w:semiHidden="1" w:unhideWhenUsed="1"/>
     <w:lsdException w:name="index 9" w:semiHidden="1" w:unhideWhenUsed="1"/>
-    <w:lsdException w:name="toc 1" w:semiHidden="1" w:uiPriority="39" w:unhideWhenUsed="1"/>
-    <w:lsdException w:name="toc 2" w:semiHidden="1" w:uiPriority="39" w:unhideWhenUsed="1"/>
-    <w:lsdException w:name="toc 3" w:semiHidden="1" w:uiPriority="39" w:unhideWhenUsed="1"/>
-    <w:lsdException w:name="toc 4" w:semiHidden="1" w:uiPriority="39" w:unhideWhenUsed="1"/>
-    <w:lsdException w:name="toc 5" w:semiHidden="1" w:uiPriority="39" w:unhideWhenUsed="1"/>
-    <w:lsdException w:name="toc 6" w:semiHidden="1" w:uiPriority="39" w:unhideWhenUsed="1"/>
-    <w:lsdException w:name="toc 7" w:semiHidden="1" w:uiPriority="39" w:unhideWhenUsed="1"/>
-    <w:lsdException w:name="toc 8" w:semiHidden="1" w:uiPriority="39" w:unhideWhenUsed="1"/>
-    <w:lsdException w:name="toc 9" w:semiHidden="1" w:uiPriority="39" w:unhideWhenUsed="1"/>
+    <w:lsdException w:name="toc 1" w:uiPriority="39" w:semiHidden="1" w:unhideWhenUsed="1"/>
+    <w:lsdException w:name="toc 2" w:uiPriority="39" w:semiHidden="1" w:unhideWhenUsed="1"/>
+    <w:lsdException w:name="toc 3" w:uiPriority="39" w:semiHidden="1" w:unhideWhenUsed="1"/>
+    <w:lsdException w:name="toc 4" w:uiPriority="39" w:semiHidden="1" w:unhideWhenUsed="1"/>
+    <w:lsdException w:name="toc 5" w:uiPriority="39" w:semiHidden="1" w:unhideWhenUsed="1"/>
+    <w:lsdException w:name="toc 6" w:uiPriority="39" w:semiHidden="1" w:unhideWhenUsed="1"/>
+    <w:lsdException w:name="toc 7" w:uiPriority="39" w:semiHidden="1" w:unhideWhenUsed="1"/>
+    <w:lsdException w:name="toc 8" w:uiPriority="39" w:semiHidden="1" w:unhideWhenUsed="1"/>
+    <w:lsdException w:name="toc 9" w:uiPriority="39" w:semiHidden="1" w:unhideWhenUsed="1"/>
     <w:lsdException w:name="Normal Indent" w:semiHidden="1" w:unhideWhenUsed="1"/>
     <w:lsdException w:name="footnote text" w:semiHidden="1" w:unhideWhenUsed="1"/>
     <w:lsdException w:name="annotation text" w:semiHidden="1" w:unhideWhenUsed="1"/>
     <w:lsdException w:name="header" w:semiHidden="1" w:unhideWhenUsed="1"/>
     <w:lsdException w:name="footer" w:semiHidden="1" w:unhideWhenUsed="1"/>
     <w:lsdException w:name="index heading" w:semiHidden="1" w:unhideWhenUsed="1"/>
-    <w:lsdException w:name="caption" w:semiHidden="1" w:uiPriority="35" w:unhideWhenUsed="1" w:qFormat="1"/>
+    <w:lsdException w:name="caption" w:uiPriority="35" w:semiHidden="1" w:unhideWhenUsed="1" w:qFormat="1"/>
     <w:lsdException w:name="table of figures" w:semiHidden="1" w:unhideWhenUsed="1"/>
     <w:lsdException w:name="envelope address" w:semiHidden="1" w:unhideWhenUsed="1"/>
     <w:lsdException w:name="envelope return" w:semiHidden="1" w:unhideWhenUsed="1"/>
@@ -426,7 +845,7 @@
     <w:lsdException w:name="Title" w:uiPriority="10" w:qFormat="1"/>
     <w:lsdException w:name="Closing" w:semiHidden="1" w:unhideWhenUsed="1"/>
     <w:lsdException w:name="Signature" w:semiHidden="1" w:unhideWhenUsed="1"/>
-    <w:lsdException w:name="Default Paragraph Font" w:semiHidden="1" w:uiPriority="1" w:unhideWhenUsed="1"/>
+    <w:lsdException w:name="Default Paragraph Font" w:uiPriority="1" w:semiHidden="1" w:unhideWhenUsed="1"/>
     <w:lsdException w:name="Body Text" w:semiHidden="1" w:unhideWhenUsed="1"/>
     <w:lsdException w:name="Body Text Indent" w:semiHidden="1" w:unhideWhenUsed="1"/>
     <w:lsdException w:name="List Continue" w:semiHidden="1" w:unhideWhenUsed="1"/>
@@ -623,8 +1042,8 @@
     <w:lsdException w:name="Subtle Reference" w:uiPriority="31" w:qFormat="1"/>
     <w:lsdException w:name="Intense Reference" w:uiPriority="32" w:qFormat="1"/>
     <w:lsdException w:name="Book Title" w:uiPriority="33" w:qFormat="1"/>
-    <w:lsdException w:name="Bibliography" w:semiHidden="1" w:uiPriority="37" w:unhideWhenUsed="1"/>
-    <w:lsdException w:name="TOC Heading" w:semiHidden="1" w:uiPriority="39" w:unhideWhenUsed="1" w:qFormat="1"/>
+    <w:lsdException w:name="Bibliography" w:uiPriority="37" w:semiHidden="1" w:unhideWhenUsed="1"/>
+    <w:lsdException w:name="TOC Heading" w:uiPriority="39" w:semiHidden="1" w:unhideWhenUsed="1" w:qFormat="1"/>
     <w:lsdException w:name="Plain Table 1" w:uiPriority="41"/>
     <w:lsdException w:name="Plain Table 2" w:uiPriority="42"/>
     <w:lsdException w:name="Plain Table 3" w:uiPriority="43"/>
@@ -735,36 +1154,111 @@
     <w:lsdException w:name="Unresolved Mention" w:semiHidden="1" w:unhideWhenUsed="1"/>
     <w:lsdException w:name="Smart Link" w:semiHidden="1" w:unhideWhenUsed="1"/>
   </w:latentStyles>
-  <w:style w:type="paragraph" w:default="1" w:styleId="Normal">
+  <w:style w:type="paragraph" w:styleId="Normal" w:default="1">
     <w:name w:val="Normal"/>
     <w:qFormat/>
+    <w:pPr>
+      <w:widowControl/>
+      <w:bidi w:val="0"/>
+      <w:spacing w:lineRule="auto" w:line="259" w:before="0" w:after="160"/>
+      <w:jc w:val="left"/>
+    </w:pPr>
+    <w:rPr>
+      <w:rFonts w:ascii="Calibri" w:hAnsi="Calibri" w:eastAsia="Calibri" w:cs="" w:asciiTheme="minorHAnsi" w:cstheme="minorBidi" w:eastAsiaTheme="minorHAnsi" w:hAnsiTheme="minorHAnsi"/>
+      <w:color w:val="auto"/>
+      <w:kern w:val="0"/>
+      <w:sz w:val="22"/>
+      <w:szCs w:val="22"/>
+      <w:lang w:val="en-US" w:eastAsia="en-US" w:bidi="ar-SA"/>
+    </w:rPr>
   </w:style>
-  <w:style w:type="character" w:default="1" w:styleId="DefaultParagraphFont">
+  <w:style w:type="character" w:styleId="DefaultParagraphFont" w:default="1">
     <w:name w:val="Default Paragraph Font"/>
     <w:uiPriority w:val="1"/>
     <w:semiHidden/>
     <w:unhideWhenUsed/>
+    <w:qFormat/>
+    <w:rPr/>
   </w:style>
-  <w:style w:type="table" w:default="1" w:styleId="TableNormal">
-    <w:name w:val="Normal Table"/>
+  <w:style w:type="character" w:styleId="BalloonTextChar" w:customStyle="1">
+    <w:name w:val="Balloon Text Char"/>
+    <w:basedOn w:val="DefaultParagraphFont"/>
+    <w:link w:val="BalloonText"/>
     <w:uiPriority w:val="99"/>
     <w:semiHidden/>
-    <w:unhideWhenUsed/>
-    <w:tblPr>
-      <w:tblInd w:w="0" w:type="dxa"/>
-      <w:tblCellMar>
-        <w:top w:w="0" w:type="dxa"/>
-        <w:left w:w="108" w:type="dxa"/>
-        <w:bottom w:w="0" w:type="dxa"/>
-        <w:right w:w="108" w:type="dxa"/>
-      </w:tblCellMar>
-    </w:tblPr>
+    <w:qFormat/>
+    <w:rsid w:val="001471f4"/>
+    <w:rPr>
+      <w:rFonts w:ascii="Segoe UI" w:hAnsi="Segoe UI" w:cs="Segoe UI"/>
+      <w:sz w:val="18"/>
+      <w:szCs w:val="18"/>
+    </w:rPr>
   </w:style>
-  <w:style w:type="numbering" w:default="1" w:styleId="NoList">
-    <w:name w:val="No List"/>
-    <w:uiPriority w:val="99"/>
-    <w:semiHidden/>
-    <w:unhideWhenUsed/>
+  <w:style w:type="character" w:styleId="Bullets">
+    <w:name w:val="Bullets"/>
+    <w:qFormat/>
+    <w:rPr>
+      <w:rFonts w:ascii="OpenSymbol" w:hAnsi="OpenSymbol" w:eastAsia="OpenSymbol" w:cs="OpenSymbol"/>
+    </w:rPr>
+  </w:style>
+  <w:style w:type="paragraph" w:styleId="Heading">
+    <w:name w:val="Heading"/>
+    <w:basedOn w:val="Normal"/>
+    <w:next w:val="TextBody"/>
+    <w:qFormat/>
+    <w:pPr>
+      <w:keepNext w:val="true"/>
+      <w:spacing w:before="240" w:after="120"/>
+    </w:pPr>
+    <w:rPr>
+      <w:rFonts w:ascii="Liberation Sans" w:hAnsi="Liberation Sans" w:eastAsia="Noto Sans CJK SC" w:cs="Lucida Sans"/>
+      <w:sz w:val="28"/>
+      <w:szCs w:val="28"/>
+    </w:rPr>
+  </w:style>
+  <w:style w:type="paragraph" w:styleId="TextBody">
+    <w:name w:val="Body Text"/>
+    <w:basedOn w:val="Normal"/>
+    <w:pPr>
+      <w:spacing w:lineRule="auto" w:line="276" w:before="0" w:after="140"/>
+    </w:pPr>
+    <w:rPr/>
+  </w:style>
+  <w:style w:type="paragraph" w:styleId="List">
+    <w:name w:val="List"/>
+    <w:basedOn w:val="TextBody"/>
+    <w:pPr/>
+    <w:rPr>
+      <w:rFonts w:cs="Lucida Sans"/>
+    </w:rPr>
+  </w:style>
+  <w:style w:type="paragraph" w:styleId="Caption">
+    <w:name w:val="Caption"/>
+    <w:basedOn w:val="Normal"/>
+    <w:qFormat/>
+    <w:pPr>
+      <w:suppressLineNumbers/>
+      <w:spacing w:before="120" w:after="120"/>
+    </w:pPr>
+    <w:rPr>
+      <w:rFonts w:cs="Lucida Sans"/>
+      <w:i/>
+      <w:iCs/>
+      <w:sz w:val="24"/>
+      <w:szCs w:val="24"/>
+    </w:rPr>
+  </w:style>
+  <w:style w:type="paragraph" w:styleId="Index">
+    <w:name w:val="Index"/>
+    <w:basedOn w:val="Normal"/>
+    <w:qFormat/>
+    <w:pPr>
+      <w:suppressLineNumbers/>
+    </w:pPr>
+    <w:rPr>
+      <w:rFonts w:cs="Lucida Sans"/>
+      <w:lang w:val="zxx" w:eastAsia="zxx" w:bidi="zxx"/>
+    </w:rPr>
   </w:style>
   <w:style w:type="paragraph" w:styleId="BalloonText">
     <w:name w:val="Balloon Text"/>
@@ -773,9 +1267,10 @@
     <w:uiPriority w:val="99"/>
     <w:semiHidden/>
     <w:unhideWhenUsed/>
-    <w:rsid w:val="001471F4"/>
+    <w:qFormat/>
+    <w:rsid w:val="001471f4"/>
     <w:pPr>
-      <w:spacing w:after="0" w:line="240" w:lineRule="auto"/>
+      <w:spacing w:lineRule="auto" w:line="240" w:before="0" w:after="0"/>
     </w:pPr>
     <w:rPr>
       <w:rFonts w:ascii="Segoe UI" w:hAnsi="Segoe UI" w:cs="Segoe UI"/>
@@ -783,18 +1278,26 @@
       <w:szCs w:val="18"/>
     </w:rPr>
   </w:style>
-  <w:style w:type="character" w:customStyle="1" w:styleId="BalloonTextChar">
-    <w:name w:val="Balloon Text Char"/>
-    <w:basedOn w:val="DefaultParagraphFont"/>
-    <w:link w:val="BalloonText"/>
+  <w:style w:type="numbering" w:styleId="NoList" w:default="1">
+    <w:name w:val="No List"/>
     <w:uiPriority w:val="99"/>
     <w:semiHidden/>
-    <w:rsid w:val="001471F4"/>
-    <w:rPr>
-      <w:rFonts w:ascii="Segoe UI" w:hAnsi="Segoe UI" w:cs="Segoe UI"/>
-      <w:sz w:val="18"/>
-      <w:szCs w:val="18"/>
-    </w:rPr>
+    <w:unhideWhenUsed/>
+    <w:qFormat/>
+  </w:style>
+  <w:style w:type="table" w:default="1" w:styleId="TableNormal">
+    <w:name w:val="Normal Table"/>
+    <w:uiPriority w:val="99"/>
+    <w:semiHidden/>
+    <w:unhideWhenUsed/>
+    <w:tblPr>
+      <w:tblCellMar>
+        <w:top w:w="0" w:type="dxa"/>
+        <w:left w:w="108" w:type="dxa"/>
+        <w:bottom w:w="0" w:type="dxa"/>
+        <w:right w:w="108" w:type="dxa"/>
+      </w:tblCellMar>
+    </w:tblPr>
   </w:style>
 </w:styles>
 </file>
